--- a/Project Templates - Completed/1. Ideation Phase/Define Problem Statements Template.docx
+++ b/Project Templates - Completed/1. Ideation Phase/Define Problem Statements Template.docx
@@ -147,7 +147,7 @@
               <w:rPr>
                 <w:rtl w:val="0"/>
               </w:rPr>
-              <w:t>[Your Team ID]</w:t>
+              <w:t>SWTID-2026-6519</w:t>
             </w:r>
           </w:p>
         </w:tc>
